--- a/templates/SARL/SARL_2026-07_Attestation-Domiciliation_Template.docx
+++ b/templates/SARL/SARL_2026-07_Attestation-Domiciliation_Template.docx
@@ -715,7 +715,7 @@
                 <w:szCs w:val="24"/>
                 <w:lang w:val="fr-FR"/>
               </w:rPr>
-              <w:t>{{ SOCIETE</w:t>
+              <w:t>_SOCIETE_RAISON_SOCIALE_</w:t>
             </w:r>
             <w:proofErr w:type="gramEnd"/>
             <w:r>
@@ -727,7 +727,7 @@
                 <w:szCs w:val="24"/>
                 <w:lang w:val="fr-FR"/>
               </w:rPr>
-              <w:t>_RAISON_SOCIALE }}</w:t>
+              <w:t/>
             </w:r>
           </w:p>
         </w:tc>
@@ -784,7 +784,7 @@
                 <w:szCs w:val="24"/>
                 <w:lang w:val="fr-FR"/>
               </w:rPr>
-              <w:t>{{ SOCIETE</w:t>
+              <w:t>_SOCIETE_SIGLE_</w:t>
             </w:r>
             <w:proofErr w:type="gramEnd"/>
             <w:r>
@@ -796,7 +796,7 @@
                 <w:szCs w:val="24"/>
                 <w:lang w:val="fr-FR"/>
               </w:rPr>
-              <w:t>_SIGLE }}</w:t>
+              <w:t/>
             </w:r>
           </w:p>
         </w:tc>
@@ -853,7 +853,7 @@
                 <w:szCs w:val="24"/>
                 <w:lang w:val="fr-FR"/>
               </w:rPr>
-              <w:t>{{ SOCIETE</w:t>
+              <w:t>_SOCIETE_FORME_JURIDIQUE_</w:t>
             </w:r>
             <w:proofErr w:type="gramEnd"/>
             <w:r>
@@ -865,7 +865,7 @@
                 <w:szCs w:val="24"/>
                 <w:lang w:val="fr-FR"/>
               </w:rPr>
-              <w:t>_FORME_JURIDIQUE }}</w:t>
+              <w:t/>
             </w:r>
           </w:p>
         </w:tc>
@@ -922,7 +922,7 @@
                 <w:szCs w:val="24"/>
                 <w:lang w:val="fr-FR"/>
               </w:rPr>
-              <w:t>{{ SOCIETE</w:t>
+              <w:t>_SOCIETE_ICE_</w:t>
             </w:r>
             <w:proofErr w:type="gramEnd"/>
             <w:r>
@@ -934,7 +934,7 @@
                 <w:szCs w:val="24"/>
                 <w:lang w:val="fr-FR"/>
               </w:rPr>
-              <w:t>_ICE }}</w:t>
+              <w:t/>
             </w:r>
           </w:p>
         </w:tc>
@@ -1018,7 +1018,7 @@
                 <w:szCs w:val="24"/>
                 <w:lang w:val="fr-FR"/>
               </w:rPr>
-              <w:t>{{ ASSOCIE</w:t>
+              <w:t>_ASSOCIE_NOM_COMPLET_</w:t>
             </w:r>
             <w:proofErr w:type="gramEnd"/>
             <w:r>
@@ -1030,7 +1030,7 @@
                 <w:szCs w:val="24"/>
                 <w:lang w:val="fr-FR"/>
               </w:rPr>
-              <w:t>_NOM_COMPLET }}</w:t>
+              <w:t/>
             </w:r>
           </w:p>
         </w:tc>
@@ -1087,7 +1087,7 @@
                 <w:szCs w:val="24"/>
                 <w:lang w:val="fr-FR"/>
               </w:rPr>
-              <w:t>{{ SOCIETE</w:t>
+              <w:t>_SOCIETE_ACTIVITE_OMPIC_</w:t>
             </w:r>
             <w:proofErr w:type="gramEnd"/>
             <w:r>
@@ -1099,29 +1099,29 @@
                 <w:szCs w:val="24"/>
                 <w:lang w:val="fr-FR"/>
               </w:rPr>
-              <w:t>_</w:t>
-            </w:r>
-            <w:r>
-              <w:rPr>
-                <w:rFonts w:asciiTheme="minorHAnsi" w:hAnsiTheme="minorHAnsi" w:cstheme="minorHAnsi"/>
-                <w:b/>
-                <w:bCs/>
-                <w:sz w:val="24"/>
-                <w:szCs w:val="24"/>
-                <w:lang w:val="fr-FR"/>
-              </w:rPr>
-              <w:t>ACTIVITE_OMPIC</w:t>
-            </w:r>
-            <w:r>
-              <w:rPr>
-                <w:rFonts w:asciiTheme="minorHAnsi" w:hAnsiTheme="minorHAnsi" w:cstheme="minorHAnsi"/>
-                <w:b/>
-                <w:bCs/>
-                <w:sz w:val="24"/>
-                <w:szCs w:val="24"/>
-                <w:lang w:val="fr-FR"/>
-              </w:rPr>
-              <w:t xml:space="preserve"> }}</w:t>
+              <w:t/>
+            </w:r>
+            <w:r>
+              <w:rPr>
+                <w:rFonts w:asciiTheme="minorHAnsi" w:hAnsiTheme="minorHAnsi" w:cstheme="minorHAnsi"/>
+                <w:b/>
+                <w:bCs/>
+                <w:sz w:val="24"/>
+                <w:szCs w:val="24"/>
+                <w:lang w:val="fr-FR"/>
+              </w:rPr>
+              <w:t/>
+            </w:r>
+            <w:r>
+              <w:rPr>
+                <w:rFonts w:asciiTheme="minorHAnsi" w:hAnsiTheme="minorHAnsi" w:cstheme="minorHAnsi"/>
+                <w:b/>
+                <w:bCs/>
+                <w:sz w:val="24"/>
+                <w:szCs w:val="24"/>
+                <w:lang w:val="fr-FR"/>
+              </w:rPr>
+              <w:t xml:space="preserve"/>
             </w:r>
           </w:p>
         </w:tc>
@@ -1259,18 +1259,18 @@
           <w:szCs w:val="24"/>
           <w:lang w:val="fr-FR"/>
         </w:rPr>
-        <w:t>La présente domiciliation est consentie pour une durée de :</w:t>
-      </w:r>
-      <w:r>
-        <w:rPr>
-          <w:rFonts w:asciiTheme="minorHAnsi" w:hAnsiTheme="minorHAnsi" w:cstheme="minorHAnsi"/>
-          <w:b/>
-          <w:bCs/>
-          <w:sz w:val="24"/>
-          <w:szCs w:val="24"/>
-          <w:lang w:val="fr-FR"/>
-        </w:rPr>
-        <w:t xml:space="preserve"> </w:t>
+        <w:t>La présente domiciliation est consentie pour une durée de : _CONTRAT_DUREE_MOIS_ mois ;</w:t>
+      </w:r>
+      <w:r>
+        <w:rPr>
+          <w:rFonts w:asciiTheme="minorHAnsi" w:hAnsiTheme="minorHAnsi" w:cstheme="minorHAnsi"/>
+          <w:b/>
+          <w:bCs/>
+          <w:sz w:val="24"/>
+          <w:szCs w:val="24"/>
+          <w:lang w:val="fr-FR"/>
+        </w:rPr>
+        <w:t xml:space="preserve"/>
       </w:r>
       <w:proofErr w:type="gramStart"/>
       <w:r>
@@ -1282,7 +1282,7 @@
           <w:szCs w:val="24"/>
           <w:lang w:val="fr-FR"/>
         </w:rPr>
-        <w:t>{{ CONTRAT</w:t>
+        <w:t/>
       </w:r>
       <w:proofErr w:type="gramEnd"/>
       <w:r>
@@ -1294,7 +1294,7 @@
           <w:szCs w:val="24"/>
           <w:lang w:val="fr-FR"/>
         </w:rPr>
-        <w:t>_DUREE_</w:t>
+        <w:t/>
       </w:r>
       <w:proofErr w:type="gramStart"/>
       <w:r>
@@ -1306,7 +1306,7 @@
           <w:szCs w:val="24"/>
           <w:lang w:val="fr-FR"/>
         </w:rPr>
-        <w:t>MOIS }</w:t>
+        <w:t/>
       </w:r>
       <w:proofErr w:type="gramEnd"/>
       <w:r>
@@ -1318,7 +1318,7 @@
           <w:szCs w:val="24"/>
           <w:lang w:val="fr-FR"/>
         </w:rPr>
-        <w:t>} mois ;</w:t>
+        <w:t/>
       </w:r>
     </w:p>
     <w:p>
@@ -1358,7 +1358,7 @@
           <w:szCs w:val="24"/>
           <w:lang w:val="fr-FR"/>
         </w:rPr>
-        <w:t>du</w:t>
+        <w:t>du _CONTRAT_DATE_DEBUT_ au _CONTRAT_DATE_FIN_</w:t>
       </w:r>
       <w:proofErr w:type="gramEnd"/>
       <w:r>
@@ -1370,7 +1370,7 @@
           <w:szCs w:val="24"/>
           <w:lang w:val="fr-FR"/>
         </w:rPr>
-        <w:t xml:space="preserve"> </w:t>
+        <w:t xml:space="preserve"/>
       </w:r>
       <w:proofErr w:type="gramStart"/>
       <w:r>
@@ -1382,7 +1382,7 @@
           <w:szCs w:val="24"/>
           <w:lang w:val="fr-FR"/>
         </w:rPr>
-        <w:t>{{ CONTRAT</w:t>
+        <w:t/>
       </w:r>
       <w:proofErr w:type="gramEnd"/>
       <w:r>
@@ -1394,7 +1394,7 @@
           <w:szCs w:val="24"/>
           <w:lang w:val="fr-FR"/>
         </w:rPr>
-        <w:t>_DATE_</w:t>
+        <w:t/>
       </w:r>
       <w:proofErr w:type="gramStart"/>
       <w:r>
@@ -1406,7 +1406,7 @@
           <w:szCs w:val="24"/>
           <w:lang w:val="fr-FR"/>
         </w:rPr>
-        <w:t>DEBUT }</w:t>
+        <w:t/>
       </w:r>
       <w:proofErr w:type="gramEnd"/>
       <w:r>
@@ -1418,7 +1418,7 @@
           <w:szCs w:val="24"/>
           <w:lang w:val="fr-FR"/>
         </w:rPr>
-        <w:t xml:space="preserve">} au </w:t>
+        <w:t xml:space="preserve"/>
       </w:r>
       <w:proofErr w:type="gramStart"/>
       <w:r>
@@ -1430,7 +1430,7 @@
           <w:szCs w:val="24"/>
           <w:lang w:val="fr-FR"/>
         </w:rPr>
-        <w:t>{{ CONTRAT</w:t>
+        <w:t/>
       </w:r>
       <w:proofErr w:type="gramEnd"/>
       <w:r>
@@ -1442,7 +1442,7 @@
           <w:szCs w:val="24"/>
           <w:lang w:val="fr-FR"/>
         </w:rPr>
-        <w:t>_DATE_</w:t>
+        <w:t/>
       </w:r>
       <w:proofErr w:type="gramStart"/>
       <w:r>
@@ -1454,7 +1454,7 @@
           <w:szCs w:val="24"/>
           <w:lang w:val="fr-FR"/>
         </w:rPr>
-        <w:t>FIN }</w:t>
+        <w:t/>
       </w:r>
       <w:proofErr w:type="gramEnd"/>
       <w:r>
@@ -1466,7 +1466,7 @@
           <w:szCs w:val="24"/>
           <w:lang w:val="fr-FR"/>
         </w:rPr>
-        <w:t>}</w:t>
+        <w:t/>
       </w:r>
     </w:p>
     <w:p>
@@ -1570,7 +1570,7 @@
           <w:szCs w:val="24"/>
           <w:lang w:val="fr-FR"/>
         </w:rPr>
-        <w:t xml:space="preserve">Fait à Casablanca Le : </w:t>
+        <w:t xml:space="preserve">Fait à Casablanca Le : _CONTRAT_DATE_</w:t>
       </w:r>
       <w:proofErr w:type="gramStart"/>
       <w:r>
@@ -1582,7 +1582,7 @@
           <w:szCs w:val="24"/>
           <w:lang w:val="fr-FR"/>
         </w:rPr>
-        <w:t>{{ CONTRAT</w:t>
+        <w:t/>
       </w:r>
       <w:proofErr w:type="gramEnd"/>
       <w:r>
@@ -1594,7 +1594,7 @@
           <w:szCs w:val="24"/>
           <w:lang w:val="fr-FR"/>
         </w:rPr>
-        <w:t>_</w:t>
+        <w:t/>
       </w:r>
       <w:proofErr w:type="gramStart"/>
       <w:r>
@@ -1606,7 +1606,7 @@
           <w:szCs w:val="24"/>
           <w:lang w:val="fr-FR"/>
         </w:rPr>
-        <w:t>DATE }</w:t>
+        <w:t/>
       </w:r>
       <w:proofErr w:type="gramEnd"/>
       <w:r>
@@ -1618,7 +1618,7 @@
           <w:szCs w:val="24"/>
           <w:lang w:val="fr-FR"/>
         </w:rPr>
-        <w:t>}</w:t>
+        <w:t/>
       </w:r>
     </w:p>
     <w:p>
